--- a/3. MusicAndArts/1. CarnaticMusicPlusOthers/0. Books/SahajayogaBhajansAndNotes/0. Bhajans_WithWordToWordTranslations/5.2.RaagJayjaywanti-Notes.docx
+++ b/3. MusicAndArts/1. CarnaticMusicPlusOthers/0. Books/SahajayogaBhajansAndNotes/0. Bhajans_WithWordToWordTranslations/5.2.RaagJayjaywanti-Notes.docx
@@ -623,6 +623,47 @@
         <w:rPr>
           <w:rtl w:val="0"/>
         </w:rPr>
+      </w:r>
+    </w:p>
+    <w:p>
+      <w:pPr>
+        <w:rPr/>
+      </w:pPr>
+      <w:r>
+        <w:rPr>
+          <w:rtl w:val="0"/>
+        </w:rPr>
+        <w:t xml:space="preserve">(For Music program at Atlanta center Feb 7 2026, asked to practice flute for Vishuddhi chakra raaga.. didn't know song lyrics so that exercise lead to these Telugu lyrics; Last charanam ‘mee palukula’ after CJ Shri Krishna puja Sep 6, 2026)</w:t>
+      </w:r>
+    </w:p>
+    <w:p>
+      <w:pPr>
+        <w:rPr/>
+      </w:pPr>
+      <w:r>
+        <w:rPr>
+          <w:rtl w:val="0"/>
+        </w:rPr>
+      </w:r>
+    </w:p>
+    <w:p>
+      <w:pPr>
+        <w:rPr/>
+      </w:pPr>
+      <w:r>
+        <w:rPr>
+          <w:rtl w:val="0"/>
+        </w:rPr>
+      </w:r>
+    </w:p>
+    <w:p>
+      <w:pPr>
+        <w:rPr/>
+      </w:pPr>
+      <w:r>
+        <w:rPr>
+          <w:rtl w:val="0"/>
+        </w:rPr>
         <w:t xml:space="preserve">Telugu lyrics (Adi thaalam - higher and lower lines)</w:t>
       </w:r>
     </w:p>
@@ -945,18 +986,29 @@
         <w:rPr>
           <w:rtl w:val="0"/>
         </w:rPr>
-        <w:t xml:space="preserve">Atmagnyanamuna Nirdoshini gaa (higher)</w:t>
-      </w:r>
-    </w:p>
-    <w:p>
-      <w:pPr>
-        <w:rPr/>
-      </w:pPr>
-      <w:r>
-        <w:rPr>
-          <w:rtl w:val="0"/>
-        </w:rPr>
-        <w:t xml:space="preserve">            (kaaa = kaava = avvadaniki = ayyelaaga)</w:t>
+        <w:t xml:space="preserve">Atmagnyanasaakaaramavaga (higher)</w:t>
+      </w:r>
+    </w:p>
+    <w:p>
+      <w:pPr>
+        <w:rPr/>
+      </w:pPr>
+      <w:r>
+        <w:rPr>
+          <w:rtl w:val="0"/>
+        </w:rPr>
+        <w:t xml:space="preserve">            (Atmagnyanamuna nirdoshini gaa, ఆత్మజ్ఞానమే సాకారమవగా)</w:t>
+      </w:r>
+    </w:p>
+    <w:p>
+      <w:pPr>
+        <w:rPr/>
+      </w:pPr>
+      <w:r>
+        <w:rPr>
+          <w:rtl w:val="0"/>
+        </w:rPr>
+        <w:t xml:space="preserve">             (kaaa = kaava = avvadaniki = ayyelaaga)</w:t>
       </w:r>
     </w:p>
     <w:p>
@@ -1065,6 +1117,124 @@
         <w:rPr>
           <w:rtl w:val="0"/>
         </w:rPr>
+        <w:t xml:space="preserve">||Sharanu||</w:t>
+      </w:r>
+    </w:p>
+    <w:p>
+      <w:pPr>
+        <w:rPr/>
+      </w:pPr>
+      <w:r>
+        <w:rPr>
+          <w:rtl w:val="0"/>
+        </w:rPr>
+      </w:r>
+    </w:p>
+    <w:p>
+      <w:pPr>
+        <w:rPr/>
+      </w:pPr>
+      <w:r>
+        <w:rPr>
+          <w:rtl w:val="0"/>
+        </w:rPr>
+        <w:t xml:space="preserve">మీ పలుకుల మాధుర్య వీణ  </w:t>
+      </w:r>
+    </w:p>
+    <w:p>
+      <w:pPr>
+        <w:rPr/>
+      </w:pPr>
+      <w:r>
+        <w:rPr>
+          <w:rtl w:val="0"/>
+        </w:rPr>
+        <w:t xml:space="preserve">మంత్రాల కుసుమాల (వెల్లువల) వాన (higher, faster)</w:t>
+      </w:r>
+    </w:p>
+    <w:p>
+      <w:pPr>
+        <w:rPr/>
+      </w:pPr>
+      <w:r>
+        <w:rPr>
+          <w:rtl w:val="0"/>
+        </w:rPr>
+        <w:t xml:space="preserve">ఆలకించిననే శ్రవణానందం (lower)</w:t>
+      </w:r>
+    </w:p>
+    <w:p>
+      <w:pPr>
+        <w:rPr/>
+      </w:pPr>
+      <w:r>
+        <w:rPr>
+          <w:rtl w:val="0"/>
+        </w:rPr>
+        <w:t xml:space="preserve">చిరుమందహాసాలు చిగురించు మీ మోము</w:t>
+      </w:r>
+    </w:p>
+    <w:p>
+      <w:pPr>
+        <w:rPr/>
+      </w:pPr>
+      <w:r>
+        <w:rPr>
+          <w:rtl w:val="0"/>
+        </w:rPr>
+        <w:t xml:space="preserve">హిమాలయ పర్వాల సేదంత తీర్చేను (higher, faster)</w:t>
+      </w:r>
+    </w:p>
+    <w:p>
+      <w:pPr>
+        <w:rPr/>
+      </w:pPr>
+      <w:r>
+        <w:rPr>
+          <w:rtl w:val="0"/>
+        </w:rPr>
+        <w:t xml:space="preserve">కాంచినంతనే నయనానందం (నేత్రానందం) (lower)</w:t>
+      </w:r>
+    </w:p>
+    <w:p>
+      <w:pPr>
+        <w:rPr/>
+      </w:pPr>
+      <w:r>
+        <w:rPr>
+          <w:rtl w:val="0"/>
+        </w:rPr>
+      </w:r>
+    </w:p>
+    <w:p>
+      <w:pPr>
+        <w:rPr/>
+      </w:pPr>
+      <w:r>
+        <w:rPr>
+          <w:rtl w:val="0"/>
+        </w:rPr>
+        <w:t xml:space="preserve">||Sharanu||</w:t>
+      </w:r>
+    </w:p>
+    <w:p>
+      <w:pPr>
+        <w:rPr/>
+      </w:pPr>
+      <w:r>
+        <w:rPr>
+          <w:rtl w:val="0"/>
+        </w:rPr>
+      </w:r>
+    </w:p>
+    <w:p>
+      <w:pPr>
+        <w:rPr/>
+      </w:pPr>
+      <w:r>
+        <w:rPr>
+          <w:rtl w:val="0"/>
+        </w:rPr>
         <w:t xml:space="preserve">Vedamantramulu poojaa vidhuloooo (higher)</w:t>
       </w:r>
     </w:p>
@@ -1258,7 +1428,136 @@
         <w:rPr>
           <w:rtl w:val="0"/>
         </w:rPr>
-        <w:t xml:space="preserve">Mee palukula maadhuryam Lona.. mantraala velluvalavaana.. veena</w:t>
+        <w:t xml:space="preserve">Mee palukula maadhuryam Lona.. (higher)</w:t>
+      </w:r>
+    </w:p>
+    <w:p>
+      <w:pPr>
+        <w:rPr/>
+      </w:pPr>
+      <w:r>
+        <w:rPr>
+          <w:rtl w:val="0"/>
+        </w:rPr>
+        <w:t xml:space="preserve">mantraala velluvala vaana.. veena</w:t>
+      </w:r>
+    </w:p>
+    <w:p>
+      <w:pPr>
+        <w:rPr/>
+      </w:pPr>
+      <w:r>
+        <w:rPr>
+          <w:rtl w:val="0"/>
+        </w:rPr>
+      </w:r>
+    </w:p>
+    <w:p>
+      <w:pPr>
+        <w:rPr/>
+      </w:pPr>
+      <w:r>
+        <w:rPr>
+          <w:rtl w:val="0"/>
+        </w:rPr>
+        <w:t xml:space="preserve">Mee palukula maadhurya veena mantraala kusumaaala vaana (maala) (fast)</w:t>
+      </w:r>
+    </w:p>
+    <w:p>
+      <w:pPr>
+        <w:rPr/>
+      </w:pPr>
+      <w:r>
+        <w:rPr>
+          <w:rtl w:val="0"/>
+        </w:rPr>
+      </w:r>
+    </w:p>
+    <w:p>
+      <w:pPr>
+        <w:rPr/>
+      </w:pPr>
+      <w:r>
+        <w:rPr>
+          <w:rtl w:val="0"/>
+        </w:rPr>
+        <w:t xml:space="preserve">మీ పలుకుల మాధుర్య వీణ  </w:t>
+      </w:r>
+    </w:p>
+    <w:p>
+      <w:pPr>
+        <w:rPr/>
+      </w:pPr>
+      <w:r>
+        <w:rPr>
+          <w:rtl w:val="0"/>
+        </w:rPr>
+        <w:t xml:space="preserve">మంత్రాల కుసుమాల (వెల్లువల) వాన (higher, faster)</w:t>
+      </w:r>
+    </w:p>
+    <w:p>
+      <w:pPr>
+        <w:rPr/>
+      </w:pPr>
+      <w:r>
+        <w:rPr>
+          <w:rtl w:val="0"/>
+        </w:rPr>
+        <w:t xml:space="preserve">ఆలకించిననే శ్రవణానందం (lower)</w:t>
+      </w:r>
+    </w:p>
+    <w:p>
+      <w:pPr>
+        <w:rPr/>
+      </w:pPr>
+      <w:r>
+        <w:rPr>
+          <w:rtl w:val="0"/>
+        </w:rPr>
+        <w:t xml:space="preserve">చిరుమందహాసాలు చిగురించు మీ మోము</w:t>
+      </w:r>
+    </w:p>
+    <w:p>
+      <w:pPr>
+        <w:rPr/>
+      </w:pPr>
+      <w:r>
+        <w:rPr>
+          <w:rtl w:val="0"/>
+        </w:rPr>
+        <w:t xml:space="preserve">హిమాలయ పర్వాల సేదంత తీర్చేను (higher, faster)</w:t>
+      </w:r>
+    </w:p>
+    <w:p>
+      <w:pPr>
+        <w:rPr/>
+      </w:pPr>
+      <w:r>
+        <w:rPr>
+          <w:rtl w:val="0"/>
+        </w:rPr>
+        <w:t xml:space="preserve">కాంచినంతనే నయనానందం (నేత్రానందం) (lower)</w:t>
+      </w:r>
+    </w:p>
+    <w:p>
+      <w:pPr>
+        <w:rPr/>
+      </w:pPr>
+      <w:r>
+        <w:rPr>
+          <w:rtl w:val="0"/>
+        </w:rPr>
+      </w:r>
+    </w:p>
+    <w:p>
+      <w:pPr>
+        <w:rPr/>
+      </w:pPr>
+      <w:r>
+        <w:rPr>
+          <w:rtl w:val="0"/>
+        </w:rPr>
+        <w:t xml:space="preserve">చిరు మందహాసాల …. (fast)</w:t>
       </w:r>
     </w:p>
     <w:p>
@@ -1291,6 +1590,26 @@
         <w:rPr>
           <w:rtl w:val="0"/>
         </w:rPr>
+      </w:r>
+    </w:p>
+    <w:p>
+      <w:pPr>
+        <w:rPr/>
+      </w:pPr>
+      <w:r>
+        <w:rPr>
+          <w:rtl w:val="0"/>
+        </w:rPr>
+      </w:r>
+    </w:p>
+    <w:p>
+      <w:pPr>
+        <w:rPr/>
+      </w:pPr>
+      <w:r>
+        <w:rPr>
+          <w:rtl w:val="0"/>
+        </w:rPr>
         <w:t xml:space="preserve">Chethulalo em ledu.. Mee sakthe naa sakthi.. Mee chaitsnyame naa chethullo</w:t>
       </w:r>
     </w:p>
@@ -1336,17 +1655,6 @@
           <w:rtl w:val="0"/>
         </w:rPr>
         <w:t xml:space="preserve">Chakranaadulu pulakinchenuga (vikasinchenuga)</w:t>
-      </w:r>
-    </w:p>
-    <w:p>
-      <w:pPr>
-        <w:rPr/>
-      </w:pPr>
-      <w:r>
-        <w:rPr>
-          <w:rtl w:val="0"/>
-        </w:rPr>
-        <w:t xml:space="preserve">Mee palukula maadhurya veena mantraala kusumaaala maala (fast)</w:t>
       </w:r>
     </w:p>
     <w:p>
